--- a/LLDD/word/BE/LLDD-BE-API-Lookup-RBAC-Email.docx
+++ b/LLDD/word/BE/LLDD-BE-API-Lookup-RBAC-Email.docx
@@ -901,28 +901,28 @@
                 <w:b w:val="0"/>
                 <w:sz w:val="18"/>
               </w:rPr>
-              <w:t>required for stores/search</w:t>
-            </w:r>
-          </w:p>
-        </w:tc>
-        <w:tc>
-          <w:tcPr>
-            <w:tcW w:type="dxa" w:w="2520"/>
-            <w:vAlign w:val="center"/>
-          </w:tcPr>
-          <w:p>
-            <w:pPr>
-              <w:keepLines/>
-              <w:spacing w:after="0"/>
-            </w:pPr>
-            <w:r/>
-            <w:r>
-              <w:rPr>
-                <w:rFonts w:ascii="Arial" w:hAnsi="Arial" w:eastAsia="Arial"/>
-                <w:b w:val="0"/>
-                <w:sz w:val="18"/>
-              </w:rPr>
-              <w:t>เลือกแหล่ง impacted_stores หรือ stores</w:t>
+              <w:t>required for /store/search (ระบบ SBP เดิม)</w:t>
+            </w:r>
+          </w:p>
+        </w:tc>
+        <w:tc>
+          <w:tcPr>
+            <w:tcW w:type="dxa" w:w="2520"/>
+            <w:vAlign w:val="center"/>
+          </w:tcPr>
+          <w:p>
+            <w:pPr>
+              <w:keepLines/>
+              <w:spacing w:after="0"/>
+            </w:pPr>
+            <w:r/>
+            <w:r>
+              <w:rPr>
+                <w:rFonts w:ascii="Arial" w:hAnsi="Arial" w:eastAsia="Arial"/>
+                <w:b w:val="0"/>
+                <w:sz w:val="18"/>
+              </w:rPr>
+              <w:t>เลือกแหล่งร้านถูกกระทบ/ร้านเปิดใหม่</w:t>
             </w:r>
           </w:p>
         </w:tc>
@@ -1398,7 +1398,7 @@
                 <w:b w:val="0"/>
                 <w:sz w:val="18"/>
               </w:rPr>
-              <w:t>GET /api/v1/stores/search; GET /api/v1/document-statuses; GET /api/v1/workflow-sections</w:t>
+              <w:t>GET /store/search (ระบบ SBP เดิม); GET /api/v1/document-statuses; GET /api/v1/workflow-sections</w:t>
             </w:r>
           </w:p>
         </w:tc>
@@ -1492,7 +1492,7 @@
                 <w:b w:val="0"/>
                 <w:sz w:val="18"/>
               </w:rPr>
-              <w:t>roles / menus / menu_permissions; email_templates / status_email_rules; audit_logs</w:t>
+              <w:t>roles / menus / menu_permissions; email_template (SBP) / status_email_rules; audit_logs</w:t>
             </w:r>
           </w:p>
         </w:tc>
@@ -1637,7 +1637,7 @@
                 <w:b w:val="0"/>
                 <w:sz w:val="18"/>
               </w:rPr>
-              <w:t>GET /api/v1/stores/search</w:t>
+              <w:t>GET /store/search (ระบบ SBP เดิม)</w:t>
             </w:r>
           </w:p>
         </w:tc>
@@ -4239,7 +4239,7 @@
         <w:pageBreakBefore w:val="0"/>
       </w:pPr>
       <w:r>
-        <w:t>GET /api/v1/stores/search</w:t>
+        <w:t>GET /store/search (ระบบ SBP เดิม)</w:t>
       </w:r>
     </w:p>
     <w:p>
@@ -22890,7 +22890,7 @@
                 <w:b w:val="0"/>
                 <w:sz w:val="18"/>
               </w:rPr>
-              <w:t>email_templates / status_email_rules</w:t>
+              <w:t>email_template (SBP) / status_email_rules</w:t>
             </w:r>
           </w:p>
         </w:tc>
@@ -22932,7 +22932,7 @@
                 <w:b w:val="0"/>
                 <w:sz w:val="18"/>
               </w:rPr>
-              <w:t>เนื้อหา template และผู้รับที่ล็อกตามสถานะ</w:t>
+              <w:t>เนื้อหา template ในตารางของระบบ SBP เดิม และผู้รับที่ล็อกตามสถานะ</w:t>
             </w:r>
           </w:p>
         </w:tc>
